--- a/tillsyn/A 48069-2023 tillsynsbegäran.docx
+++ b/tillsyn/A 48069-2023 tillsynsbegäran.docx
@@ -338,7 +338,7 @@
     <w:r>
       <w:tab/>
       <w:tab/>
-      <w:t>2026-04-19</w:t>
+      <w:t>2026-04-20</w:t>
       <w:br/>
       <w:br/>
     </w:r>

--- a/tillsyn/A 48069-2023 tillsynsbegäran.docx
+++ b/tillsyn/A 48069-2023 tillsynsbegäran.docx
@@ -338,7 +338,7 @@
     <w:r>
       <w:tab/>
       <w:tab/>
-      <w:t>2026-04-20</w:t>
+      <w:t>2026-04-21</w:t>
       <w:br/>
       <w:br/>
     </w:r>

--- a/tillsyn/A 48069-2023 tillsynsbegäran.docx
+++ b/tillsyn/A 48069-2023 tillsynsbegäran.docx
@@ -338,7 +338,7 @@
     <w:r>
       <w:tab/>
       <w:tab/>
-      <w:t>2026-04-21</w:t>
+      <w:t>2026-04-22</w:t>
       <w:br/>
       <w:br/>
     </w:r>

--- a/tillsyn/A 48069-2023 tillsynsbegäran.docx
+++ b/tillsyn/A 48069-2023 tillsynsbegäran.docx
@@ -338,7 +338,7 @@
     <w:r>
       <w:tab/>
       <w:tab/>
-      <w:t>2026-04-22</w:t>
+      <w:t>2026-04-23</w:t>
       <w:br/>
       <w:br/>
     </w:r>

--- a/tillsyn/A 48069-2023 tillsynsbegäran.docx
+++ b/tillsyn/A 48069-2023 tillsynsbegäran.docx
@@ -338,7 +338,7 @@
     <w:r>
       <w:tab/>
       <w:tab/>
-      <w:t>2026-04-23</w:t>
+      <w:t>2026-04-24</w:t>
       <w:br/>
       <w:br/>
     </w:r>

--- a/tillsyn/A 48069-2023 tillsynsbegäran.docx
+++ b/tillsyn/A 48069-2023 tillsynsbegäran.docx
@@ -338,7 +338,7 @@
     <w:r>
       <w:tab/>
       <w:tab/>
-      <w:t>2026-04-24</w:t>
+      <w:t>2026-04-25</w:t>
       <w:br/>
       <w:br/>
     </w:r>

--- a/tillsyn/A 48069-2023 tillsynsbegäran.docx
+++ b/tillsyn/A 48069-2023 tillsynsbegäran.docx
@@ -338,7 +338,7 @@
     <w:r>
       <w:tab/>
       <w:tab/>
-      <w:t>2026-04-25</w:t>
+      <w:t>2026-04-26</w:t>
       <w:br/>
       <w:br/>
     </w:r>

--- a/tillsyn/A 48069-2023 tillsynsbegäran.docx
+++ b/tillsyn/A 48069-2023 tillsynsbegäran.docx
@@ -338,7 +338,7 @@
     <w:r>
       <w:tab/>
       <w:tab/>
-      <w:t>2026-04-26</w:t>
+      <w:t>2026-04-27</w:t>
       <w:br/>
       <w:br/>
     </w:r>

--- a/tillsyn/A 48069-2023 tillsynsbegäran.docx
+++ b/tillsyn/A 48069-2023 tillsynsbegäran.docx
@@ -338,7 +338,7 @@
     <w:r>
       <w:tab/>
       <w:tab/>
-      <w:t>2026-04-27</w:t>
+      <w:t>2026-04-28</w:t>
       <w:br/>
       <w:br/>
     </w:r>

--- a/tillsyn/A 48069-2023 tillsynsbegäran.docx
+++ b/tillsyn/A 48069-2023 tillsynsbegäran.docx
@@ -338,7 +338,7 @@
     <w:r>
       <w:tab/>
       <w:tab/>
-      <w:t>2026-04-28</w:t>
+      <w:t>2026-04-29</w:t>
       <w:br/>
       <w:br/>
     </w:r>

--- a/tillsyn/A 48069-2023 tillsynsbegäran.docx
+++ b/tillsyn/A 48069-2023 tillsynsbegäran.docx
@@ -338,7 +338,7 @@
     <w:r>
       <w:tab/>
       <w:tab/>
-      <w:t>2026-04-29</w:t>
+      <w:t>2026-04-30</w:t>
       <w:br/>
       <w:br/>
     </w:r>
